--- a/03_results/table_1B.docx
+++ b/03_results/table_1B.docx
@@ -119,7 +119,7 @@
                 <w:rFonts w:ascii="Calibri" w:hAnsi="Calibri"/>
                 <w:sz w:val="20"/>
               </w:rPr>
-              <w:t xml:space="preserve">, N = 599847 (100%)</w:t>
+              <w:t xml:space="preserve">, N = 599847 (1.0%)</w:t>
             </w:r>
             <w:r>
               <w:rPr>
@@ -157,7 +157,7 @@
                 <w:rFonts w:ascii="Calibri" w:hAnsi="Calibri"/>
                 <w:sz w:val="20"/>
               </w:rPr>
-              <w:t xml:space="preserve">, N = 467749 (66%)</w:t>
+              <w:t xml:space="preserve">, N = 467749 (0.7%)</w:t>
             </w:r>
             <w:r>
               <w:rPr>
@@ -195,7 +195,7 @@
                 <w:rFonts w:ascii="Calibri" w:hAnsi="Calibri"/>
                 <w:sz w:val="20"/>
               </w:rPr>
-              <w:t xml:space="preserve">, N = 45899 (12%)</w:t>
+              <w:t xml:space="preserve">, N = 45899 (0.1%)</w:t>
             </w:r>
             <w:r>
               <w:rPr>
@@ -233,7 +233,7 @@
                 <w:rFonts w:ascii="Calibri" w:hAnsi="Calibri"/>
                 <w:sz w:val="20"/>
               </w:rPr>
-              <w:t xml:space="preserve">, N = 7949 (1.1%)</w:t>
+              <w:t xml:space="preserve">, N = 7949 (0.0%)</w:t>
             </w:r>
             <w:r>
               <w:rPr>
@@ -271,7 +271,7 @@
                 <w:rFonts w:ascii="Calibri" w:hAnsi="Calibri"/>
                 <w:sz w:val="20"/>
               </w:rPr>
-              <w:t xml:space="preserve">, N = 10655 (3.8%)</w:t>
+              <w:t xml:space="preserve">, N = 10655 (0.0%)</w:t>
             </w:r>
             <w:r>
               <w:rPr>
@@ -309,7 +309,7 @@
                 <w:rFonts w:ascii="Calibri" w:hAnsi="Calibri"/>
                 <w:sz w:val="20"/>
               </w:rPr>
-              <w:t xml:space="preserve">, N = 1751 (0.2%)</w:t>
+              <w:t xml:space="preserve">, N = 1751 (0.0%)</w:t>
             </w:r>
             <w:r>
               <w:rPr>
@@ -347,7 +347,7 @@
                 <w:rFonts w:ascii="Calibri" w:hAnsi="Calibri"/>
                 <w:sz w:val="20"/>
               </w:rPr>
-              <w:t xml:space="preserve">, N = 3960 (0.7%)</w:t>
+              <w:t xml:space="preserve">, N = 3960 (0.0%)</w:t>
             </w:r>
             <w:r>
               <w:rPr>
@@ -385,7 +385,7 @@
                 <w:rFonts w:ascii="Calibri" w:hAnsi="Calibri"/>
                 <w:sz w:val="20"/>
               </w:rPr>
-              <w:t xml:space="preserve">, N = 10775 (1.5%)</w:t>
+              <w:t xml:space="preserve">, N = 10775 (0.0%)</w:t>
             </w:r>
             <w:r>
               <w:rPr>
@@ -423,7 +423,7 @@
                 <w:rFonts w:ascii="Calibri" w:hAnsi="Calibri"/>
                 <w:sz w:val="20"/>
               </w:rPr>
-              <w:t xml:space="preserve">, N = 35401 (13%)</w:t>
+              <w:t xml:space="preserve">, N = 35401 (0.1%)</w:t>
             </w:r>
             <w:r>
               <w:rPr>
@@ -461,7 +461,7 @@
                 <w:rFonts w:ascii="Calibri" w:hAnsi="Calibri"/>
                 <w:sz w:val="20"/>
               </w:rPr>
-              <w:t xml:space="preserve">, N = 15708 (2.8%)</w:t>
+              <w:t xml:space="preserve">, N = 15708 (0.0%)</w:t>
             </w:r>
             <w:r>
               <w:rPr>
@@ -500,7 +500,7 @@
                 <w:rFonts w:ascii="Calibri" w:hAnsi="Calibri"/>
                 <w:sz w:val="20"/>
               </w:rPr>
-              <w:t xml:space="preserve">, N = 0 (0%)</w:t>
+              <w:t xml:space="preserve">, N = 0 (0.0%)</w:t>
             </w:r>
             <w:r>
               <w:rPr>
@@ -4296,7 +4296,7 @@
                 <w:rFonts w:ascii="Calibri" w:hAnsi="Calibri"/>
                 <w:sz w:val="20"/>
               </w:rPr>
-              <w:t xml:space="default">3,395 (22%)</w:t>
+              <w:t xml:space="default">3,395 (22.0%)</w:t>
             </w:r>
           </w:p>
         </w:tc>
@@ -5253,223 +5253,223 @@
                 <w:rFonts w:ascii="Calibri" w:hAnsi="Calibri"/>
                 <w:sz w:val="20"/>
               </w:rPr>
-              <w:t xml:space="default">84,263 (14%)</w:t>
-            </w:r>
-          </w:p>
-        </w:tc>
-        <w:tc>
-          <w:tcPr>
-            <w:tcBorders>
-              <w:top w:val="single" w:space="0" w:color="D3D3D3"/>
-              <w:bottom w:val="single" w:space="0" w:color="D3D3D3"/>
-              <w:start w:val="single" w:space="0" w:color="D3D3D3"/>
-              <w:end w:val="single" w:space="0" w:color="D3D3D3"/>
-            </w:tcBorders>
-          </w:tcPr>
-          <w:p>
-            <w:pPr>
-              <w:spacing w:before="0" w:after="60"/>
-              <w:keepNext/>
-              <w:jc w:val="center"/>
-            </w:pPr>
-            <w:r>
-              <w:rPr>
-                <w:rFonts w:ascii="Calibri" w:hAnsi="Calibri"/>
-                <w:sz w:val="20"/>
-              </w:rPr>
-              <w:t xml:space="default">61,456 (13%)</w:t>
-            </w:r>
-          </w:p>
-        </w:tc>
-        <w:tc>
-          <w:tcPr>
-            <w:tcBorders>
-              <w:top w:val="single" w:space="0" w:color="D3D3D3"/>
-              <w:bottom w:val="single" w:space="0" w:color="D3D3D3"/>
-              <w:start w:val="single" w:space="0" w:color="D3D3D3"/>
-              <w:end w:val="single" w:space="0" w:color="D3D3D3"/>
-            </w:tcBorders>
-          </w:tcPr>
-          <w:p>
-            <w:pPr>
-              <w:spacing w:before="0" w:after="60"/>
-              <w:keepNext/>
-              <w:jc w:val="center"/>
-            </w:pPr>
-            <w:r>
-              <w:rPr>
-                <w:rFonts w:ascii="Calibri" w:hAnsi="Calibri"/>
-                <w:sz w:val="20"/>
-              </w:rPr>
-              <w:t xml:space="default">8,266 (18%)</w:t>
-            </w:r>
-          </w:p>
-        </w:tc>
-        <w:tc>
-          <w:tcPr>
-            <w:tcBorders>
-              <w:top w:val="single" w:space="0" w:color="D3D3D3"/>
-              <w:bottom w:val="single" w:space="0" w:color="D3D3D3"/>
-              <w:start w:val="single" w:space="0" w:color="D3D3D3"/>
-              <w:end w:val="single" w:space="0" w:color="D3D3D3"/>
-            </w:tcBorders>
-          </w:tcPr>
-          <w:p>
-            <w:pPr>
-              <w:spacing w:before="0" w:after="60"/>
-              <w:keepNext/>
-              <w:jc w:val="center"/>
-            </w:pPr>
-            <w:r>
-              <w:rPr>
-                <w:rFonts w:ascii="Calibri" w:hAnsi="Calibri"/>
-                <w:sz w:val="20"/>
-              </w:rPr>
-              <w:t xml:space="default">1,274 (16%)</w:t>
-            </w:r>
-          </w:p>
-        </w:tc>
-        <w:tc>
-          <w:tcPr>
-            <w:tcBorders>
-              <w:top w:val="single" w:space="0" w:color="D3D3D3"/>
-              <w:bottom w:val="single" w:space="0" w:color="D3D3D3"/>
-              <w:start w:val="single" w:space="0" w:color="D3D3D3"/>
-              <w:end w:val="single" w:space="0" w:color="D3D3D3"/>
-            </w:tcBorders>
-          </w:tcPr>
-          <w:p>
-            <w:pPr>
-              <w:spacing w:before="0" w:after="60"/>
-              <w:keepNext/>
-              <w:jc w:val="center"/>
-            </w:pPr>
-            <w:r>
-              <w:rPr>
-                <w:rFonts w:ascii="Calibri" w:hAnsi="Calibri"/>
-                <w:sz w:val="20"/>
-              </w:rPr>
-              <w:t xml:space="default">1,511 (14%)</w:t>
-            </w:r>
-          </w:p>
-        </w:tc>
-        <w:tc>
-          <w:tcPr>
-            <w:tcBorders>
-              <w:top w:val="single" w:space="0" w:color="D3D3D3"/>
-              <w:bottom w:val="single" w:space="0" w:color="D3D3D3"/>
-              <w:start w:val="single" w:space="0" w:color="D3D3D3"/>
-              <w:end w:val="single" w:space="0" w:color="D3D3D3"/>
-            </w:tcBorders>
-          </w:tcPr>
-          <w:p>
-            <w:pPr>
-              <w:spacing w:before="0" w:after="60"/>
-              <w:keepNext/>
-              <w:jc w:val="center"/>
-            </w:pPr>
-            <w:r>
-              <w:rPr>
-                <w:rFonts w:ascii="Calibri" w:hAnsi="Calibri"/>
-                <w:sz w:val="20"/>
-              </w:rPr>
-              <w:t xml:space="default">253 (14%)</w:t>
-            </w:r>
-          </w:p>
-        </w:tc>
-        <w:tc>
-          <w:tcPr>
-            <w:tcBorders>
-              <w:top w:val="single" w:space="0" w:color="D3D3D3"/>
-              <w:bottom w:val="single" w:space="0" w:color="D3D3D3"/>
-              <w:start w:val="single" w:space="0" w:color="D3D3D3"/>
-              <w:end w:val="single" w:space="0" w:color="D3D3D3"/>
-            </w:tcBorders>
-          </w:tcPr>
-          <w:p>
-            <w:pPr>
-              <w:spacing w:before="0" w:after="60"/>
-              <w:keepNext/>
-              <w:jc w:val="center"/>
-            </w:pPr>
-            <w:r>
-              <w:rPr>
-                <w:rFonts w:ascii="Calibri" w:hAnsi="Calibri"/>
-                <w:sz w:val="20"/>
-              </w:rPr>
-              <w:t xml:space="default">734 (19%)</w:t>
-            </w:r>
-          </w:p>
-        </w:tc>
-        <w:tc>
-          <w:tcPr>
-            <w:tcBorders>
-              <w:top w:val="single" w:space="0" w:color="D3D3D3"/>
-              <w:bottom w:val="single" w:space="0" w:color="D3D3D3"/>
-              <w:start w:val="single" w:space="0" w:color="D3D3D3"/>
-              <w:end w:val="single" w:space="0" w:color="D3D3D3"/>
-            </w:tcBorders>
-          </w:tcPr>
-          <w:p>
-            <w:pPr>
-              <w:spacing w:before="0" w:after="60"/>
-              <w:keepNext/>
-              <w:jc w:val="center"/>
-            </w:pPr>
-            <w:r>
-              <w:rPr>
-                <w:rFonts w:ascii="Calibri" w:hAnsi="Calibri"/>
-                <w:sz w:val="20"/>
-              </w:rPr>
-              <w:t xml:space="default">1,334 (12%)</w:t>
-            </w:r>
-          </w:p>
-        </w:tc>
-        <w:tc>
-          <w:tcPr>
-            <w:tcBorders>
-              <w:top w:val="single" w:space="0" w:color="D3D3D3"/>
-              <w:bottom w:val="single" w:space="0" w:color="D3D3D3"/>
-              <w:start w:val="single" w:space="0" w:color="D3D3D3"/>
-              <w:end w:val="single" w:space="0" w:color="D3D3D3"/>
-            </w:tcBorders>
-          </w:tcPr>
-          <w:p>
-            <w:pPr>
-              <w:spacing w:before="0" w:after="60"/>
-              <w:keepNext/>
-              <w:jc w:val="center"/>
-            </w:pPr>
-            <w:r>
-              <w:rPr>
-                <w:rFonts w:ascii="Calibri" w:hAnsi="Calibri"/>
-                <w:sz w:val="20"/>
-              </w:rPr>
-              <w:t xml:space="default">5,386 (15%)</w:t>
-            </w:r>
-          </w:p>
-        </w:tc>
-        <w:tc>
-          <w:tcPr>
-            <w:tcBorders>
-              <w:top w:val="single" w:space="0" w:color="D3D3D3"/>
-              <w:bottom w:val="single" w:space="0" w:color="D3D3D3"/>
-              <w:start w:val="single" w:space="0" w:color="D3D3D3"/>
-              <w:end w:val="single" w:space="0" w:color="D3D3D3"/>
-            </w:tcBorders>
-          </w:tcPr>
-          <w:p>
-            <w:pPr>
-              <w:spacing w:before="0" w:after="60"/>
-              <w:keepNext/>
-              <w:jc w:val="center"/>
-            </w:pPr>
-            <w:r>
-              <w:rPr>
-                <w:rFonts w:ascii="Calibri" w:hAnsi="Calibri"/>
-                <w:sz w:val="20"/>
-              </w:rPr>
-              <w:t xml:space="default">4,049 (26%)</w:t>
+              <w:t xml:space="default">84,263 (14.0%)</w:t>
+            </w:r>
+          </w:p>
+        </w:tc>
+        <w:tc>
+          <w:tcPr>
+            <w:tcBorders>
+              <w:top w:val="single" w:space="0" w:color="D3D3D3"/>
+              <w:bottom w:val="single" w:space="0" w:color="D3D3D3"/>
+              <w:start w:val="single" w:space="0" w:color="D3D3D3"/>
+              <w:end w:val="single" w:space="0" w:color="D3D3D3"/>
+            </w:tcBorders>
+          </w:tcPr>
+          <w:p>
+            <w:pPr>
+              <w:spacing w:before="0" w:after="60"/>
+              <w:keepNext/>
+              <w:jc w:val="center"/>
+            </w:pPr>
+            <w:r>
+              <w:rPr>
+                <w:rFonts w:ascii="Calibri" w:hAnsi="Calibri"/>
+                <w:sz w:val="20"/>
+              </w:rPr>
+              <w:t xml:space="default">61,456 (13.0%)</w:t>
+            </w:r>
+          </w:p>
+        </w:tc>
+        <w:tc>
+          <w:tcPr>
+            <w:tcBorders>
+              <w:top w:val="single" w:space="0" w:color="D3D3D3"/>
+              <w:bottom w:val="single" w:space="0" w:color="D3D3D3"/>
+              <w:start w:val="single" w:space="0" w:color="D3D3D3"/>
+              <w:end w:val="single" w:space="0" w:color="D3D3D3"/>
+            </w:tcBorders>
+          </w:tcPr>
+          <w:p>
+            <w:pPr>
+              <w:spacing w:before="0" w:after="60"/>
+              <w:keepNext/>
+              <w:jc w:val="center"/>
+            </w:pPr>
+            <w:r>
+              <w:rPr>
+                <w:rFonts w:ascii="Calibri" w:hAnsi="Calibri"/>
+                <w:sz w:val="20"/>
+              </w:rPr>
+              <w:t xml:space="default">8,266 (18.0%)</w:t>
+            </w:r>
+          </w:p>
+        </w:tc>
+        <w:tc>
+          <w:tcPr>
+            <w:tcBorders>
+              <w:top w:val="single" w:space="0" w:color="D3D3D3"/>
+              <w:bottom w:val="single" w:space="0" w:color="D3D3D3"/>
+              <w:start w:val="single" w:space="0" w:color="D3D3D3"/>
+              <w:end w:val="single" w:space="0" w:color="D3D3D3"/>
+            </w:tcBorders>
+          </w:tcPr>
+          <w:p>
+            <w:pPr>
+              <w:spacing w:before="0" w:after="60"/>
+              <w:keepNext/>
+              <w:jc w:val="center"/>
+            </w:pPr>
+            <w:r>
+              <w:rPr>
+                <w:rFonts w:ascii="Calibri" w:hAnsi="Calibri"/>
+                <w:sz w:val="20"/>
+              </w:rPr>
+              <w:t xml:space="default">1,274 (16.0%)</w:t>
+            </w:r>
+          </w:p>
+        </w:tc>
+        <w:tc>
+          <w:tcPr>
+            <w:tcBorders>
+              <w:top w:val="single" w:space="0" w:color="D3D3D3"/>
+              <w:bottom w:val="single" w:space="0" w:color="D3D3D3"/>
+              <w:start w:val="single" w:space="0" w:color="D3D3D3"/>
+              <w:end w:val="single" w:space="0" w:color="D3D3D3"/>
+            </w:tcBorders>
+          </w:tcPr>
+          <w:p>
+            <w:pPr>
+              <w:spacing w:before="0" w:after="60"/>
+              <w:keepNext/>
+              <w:jc w:val="center"/>
+            </w:pPr>
+            <w:r>
+              <w:rPr>
+                <w:rFonts w:ascii="Calibri" w:hAnsi="Calibri"/>
+                <w:sz w:val="20"/>
+              </w:rPr>
+              <w:t xml:space="default">1,511 (14.0%)</w:t>
+            </w:r>
+          </w:p>
+        </w:tc>
+        <w:tc>
+          <w:tcPr>
+            <w:tcBorders>
+              <w:top w:val="single" w:space="0" w:color="D3D3D3"/>
+              <w:bottom w:val="single" w:space="0" w:color="D3D3D3"/>
+              <w:start w:val="single" w:space="0" w:color="D3D3D3"/>
+              <w:end w:val="single" w:space="0" w:color="D3D3D3"/>
+            </w:tcBorders>
+          </w:tcPr>
+          <w:p>
+            <w:pPr>
+              <w:spacing w:before="0" w:after="60"/>
+              <w:keepNext/>
+              <w:jc w:val="center"/>
+            </w:pPr>
+            <w:r>
+              <w:rPr>
+                <w:rFonts w:ascii="Calibri" w:hAnsi="Calibri"/>
+                <w:sz w:val="20"/>
+              </w:rPr>
+              <w:t xml:space="default">253 (14.0%)</w:t>
+            </w:r>
+          </w:p>
+        </w:tc>
+        <w:tc>
+          <w:tcPr>
+            <w:tcBorders>
+              <w:top w:val="single" w:space="0" w:color="D3D3D3"/>
+              <w:bottom w:val="single" w:space="0" w:color="D3D3D3"/>
+              <w:start w:val="single" w:space="0" w:color="D3D3D3"/>
+              <w:end w:val="single" w:space="0" w:color="D3D3D3"/>
+            </w:tcBorders>
+          </w:tcPr>
+          <w:p>
+            <w:pPr>
+              <w:spacing w:before="0" w:after="60"/>
+              <w:keepNext/>
+              <w:jc w:val="center"/>
+            </w:pPr>
+            <w:r>
+              <w:rPr>
+                <w:rFonts w:ascii="Calibri" w:hAnsi="Calibri"/>
+                <w:sz w:val="20"/>
+              </w:rPr>
+              <w:t xml:space="default">734 (19.0%)</w:t>
+            </w:r>
+          </w:p>
+        </w:tc>
+        <w:tc>
+          <w:tcPr>
+            <w:tcBorders>
+              <w:top w:val="single" w:space="0" w:color="D3D3D3"/>
+              <w:bottom w:val="single" w:space="0" w:color="D3D3D3"/>
+              <w:start w:val="single" w:space="0" w:color="D3D3D3"/>
+              <w:end w:val="single" w:space="0" w:color="D3D3D3"/>
+            </w:tcBorders>
+          </w:tcPr>
+          <w:p>
+            <w:pPr>
+              <w:spacing w:before="0" w:after="60"/>
+              <w:keepNext/>
+              <w:jc w:val="center"/>
+            </w:pPr>
+            <w:r>
+              <w:rPr>
+                <w:rFonts w:ascii="Calibri" w:hAnsi="Calibri"/>
+                <w:sz w:val="20"/>
+              </w:rPr>
+              <w:t xml:space="default">1,334 (12.0%)</w:t>
+            </w:r>
+          </w:p>
+        </w:tc>
+        <w:tc>
+          <w:tcPr>
+            <w:tcBorders>
+              <w:top w:val="single" w:space="0" w:color="D3D3D3"/>
+              <w:bottom w:val="single" w:space="0" w:color="D3D3D3"/>
+              <w:start w:val="single" w:space="0" w:color="D3D3D3"/>
+              <w:end w:val="single" w:space="0" w:color="D3D3D3"/>
+            </w:tcBorders>
+          </w:tcPr>
+          <w:p>
+            <w:pPr>
+              <w:spacing w:before="0" w:after="60"/>
+              <w:keepNext/>
+              <w:jc w:val="center"/>
+            </w:pPr>
+            <w:r>
+              <w:rPr>
+                <w:rFonts w:ascii="Calibri" w:hAnsi="Calibri"/>
+                <w:sz w:val="20"/>
+              </w:rPr>
+              <w:t xml:space="default">5,386 (15.0%)</w:t>
+            </w:r>
+          </w:p>
+        </w:tc>
+        <w:tc>
+          <w:tcPr>
+            <w:tcBorders>
+              <w:top w:val="single" w:space="0" w:color="D3D3D3"/>
+              <w:bottom w:val="single" w:space="0" w:color="D3D3D3"/>
+              <w:start w:val="single" w:space="0" w:color="D3D3D3"/>
+              <w:end w:val="single" w:space="0" w:color="D3D3D3"/>
+            </w:tcBorders>
+          </w:tcPr>
+          <w:p>
+            <w:pPr>
+              <w:spacing w:before="0" w:after="60"/>
+              <w:keepNext/>
+              <w:jc w:val="center"/>
+            </w:pPr>
+            <w:r>
+              <w:rPr>
+                <w:rFonts w:ascii="Calibri" w:hAnsi="Calibri"/>
+                <w:sz w:val="20"/>
+              </w:rPr>
+              <w:t xml:space="default">4,049 (26.0%)</w:t>
             </w:r>
           </w:p>
         </w:tc>
